--- a/docs/general-english/A2/build/a21-u02.docx
+++ b/docs/general-english/A2/build/a21-u02.docx
@@ -7977,7 +7977,7 @@
         <w:spacing w:before="0" w:after="120" w:line="276" w:lineRule="auto"/>
       </w:pPr>
       <w:r>
-        <w:t xml:space="preserve">There are three things in Dani’s kitchen: a cupboard, a small table and one chair. There is not much space, so the bag of rice lives under the table. There are no plants and there is no lamp. Dani says he does not need one, because he cooks with the door open and the light from the landing. (62 words)</w:t>
+        <w:t xml:space="preserve">There are three things in Dani’s kitchen: a cupboard, a small table and one chair. There is not much space, so the bag of rice lives under the table. There are no plants and there is no lamp. Dani says he does not need one, because he cooks with the door open and the light from the landing. (58 words)</w:t>
       </w:r>
     </w:p>
     <w:p>
@@ -8171,7 +8171,7 @@
         <w:spacing w:before="0" w:after="120" w:line="276" w:lineRule="auto"/>
       </w:pPr>
       <w:r>
-        <w:t xml:space="preserve">I think a good street is a quiet one with a shop at the end of it. There are not many places where you can buy bread at seven in the morning, and that one shop changes the whole day. A good street also has somebody who notices when you are away. That is worth more than a balcony. (62 words)</w:t>
+        <w:t xml:space="preserve">I think a good street is a quiet one with a shop at the end of it. There are not many places where you can buy bread at seven in the morning, and that one shop changes the whole day. A good street also has somebody who notices when you are away. That is worth more than a balcony. (59 words)</w:t>
       </w:r>
     </w:p>
     <w:p>
@@ -8283,7 +8283,7 @@
         <w:spacing w:before="0" w:after="120" w:line="276" w:lineRule="auto"/>
       </w:pPr>
       <w:r>
-        <w:t xml:space="preserve">Hello everybody. There is a large box on the second-floor landing, and there is not much room to get past it with a bike or a buggy. I think it belongs to one of us. There is an empty cupboard downstairs, and I am happy to help carry it down this evening. Just knock. Dani, flat 3 (63 words)</w:t>
+        <w:t xml:space="preserve">Hello everybody. There is a large box on the second-floor landing, and there is not much room to get past it with a bike or a buggy. I think it belongs to one of us. There is an empty cupboard downstairs, and I am happy to help carry it down this evening. Just knock. Dani, flat 3 (57 words)</w:t>
       </w:r>
     </w:p>
     <w:p>
@@ -9468,7 +9468,7 @@
         <w:spacing w:before="0" w:after="120" w:line="276" w:lineRule="auto"/>
       </w:pPr>
       <w:r>
-        <w:t xml:space="preserve">Good morning. I am writing about flat 3 at 14 Alder Street. There is no light on the stairs between the first and second floors, and there is none since Saturday. There is not much daylight there even at midday, so it is dark for everybody in the building. Could somebody look at it this week? I am at home on Wednesday. Thank you. Dani Rossi (67 words)</w:t>
+        <w:t xml:space="preserve">Good morning. I am writing about flat 3 at 14 Alder Street. There is no light on the stairs between the first and second floors, and there is none since Saturday. There is not much daylight there even at midday, so it is dark for everybody in the building. Could somebody look at it this week? I am at home on Wednesday. Thank you. Dani Rossi (66 words)</w:t>
       </w:r>
     </w:p>
     <w:p>

--- a/docs/general-english/A2/build/a21-u02.docx
+++ b/docs/general-english/A2/build/a21-u02.docx
@@ -7742,7 +7742,7 @@
         <w:spacing w:before="0" w:after="120" w:line="276" w:lineRule="auto"/>
       </w:pPr>
       <w:r>
-        <w:t xml:space="preserve">A home is not the same shape everywhere. In many cities in Brazil there are tall blocks with a shared pool and a man at the entrance who knows everybody. In parts of Morocco a house is built around a courtyard, so the rooms look inwards and the street sees almost nothing. In the north of Sweden there are houses of wood with three doors, because snow closes one of them for part of the year. There is no best shape. There is only the weather, the street and what a family needs.</w:t>
+        <w:t xml:space="preserve">A home is not the same shape everywhere. In many cities in Brazil there are tall blocks with a shared pool and a man at the entrance who knows everybody. In parts of Morocco a house stands round a courtyard, so the rooms look inwards and the street sees almost nothing. In the north of Sweden there are houses of wood with three doors, because snow closes one of them for part of the year. There is no best shape. There is only the weather, the street and what a family needs.</w:t>
       </w:r>
     </w:p>
     <w:p>
@@ -10471,7 +10471,7 @@
           <w:bCs/>
           <w:b/>
         </w:rPr>
-        <w:t xml:space="preserve">A flat in your building has been empty for months and the post is piling up. Should you (a) leave it alone, (b) ask the other neighbours what they know, or (c) write to the owner or the council? Decide and explain. Use the frame.</w:t>
+        <w:t xml:space="preserve">A flat in your building stood empty all year and the post is piling up. Should you (a) leave it alone, (b) ask the other neighbours what they know, or (c) write to the owner or the council? Decide and explain. Use the frame.</w:t>
       </w:r>
     </w:p>
     <w:p>

--- a/docs/general-english/A2/build/a21-u02.docx
+++ b/docs/general-english/A2/build/a21-u02.docx
@@ -25,6 +25,12 @@
     <w:p>
       <w:pPr>
         <w:spacing w:before="0" w:after="360" w:line="276" w:lineRule="auto"/>
+        <w:sectPr>
+          <w:footerReference w:type="default" r:id="rIdFooterA2"/>
+          <w:pgSz w:w="11906" w:h="16838" w:orient="portrait"/>
+          <w:pgMar w:top="1440" w:right="1440" w:bottom="1440" w:left="1440" w:header="708" w:footer="708" w:gutter="0"/>
+          <w:docGrid w:linePitch="360"/>
+        </w:sectPr>
       </w:pPr>
       <w:r>
         <w:rPr>
@@ -43,11 +49,16 @@
         <w:spacing w:before="200" w:after="80" w:line="240" w:lineRule="auto"/>
         <w:jc w:val="center"/>
         <w:keepNext/>
+        <w:sectPr>
+          <w:pgSz w:w="11906" w:h="16838" w:orient="portrait"/>
+          <w:pgMar w:top="0" w:right="0" w:bottom="0" w:left="0" w:header="0" w:footer="0" w:gutter="0"/>
+          <w:docGrid w:linePitch="360"/>
+        </w:sectPr>
       </w:pPr>
       <w:r>
         <w:drawing>
           <wp:inline>
-            <wp:extent cx="3209925" cy="1809750"/>
+            <wp:extent cx="7560564" cy="10692130"/>
             <wp:effectExtent b="0" l="0" r="0" t="0"/>
             <wp:docPr descr="The opening page of Unit 2, Home and Neighbourhood: the grammar point is there is and there are with some, any, much and many, and three things the learner will be able to do by the end of the unit." title="" id="21" name="Picture"/>
             <a:graphic>
@@ -68,7 +79,7 @@
                   <pic:spPr bwMode="auto">
                     <a:xfrm>
                       <a:off x="0" y="0"/>
-                      <a:ext cx="3209925" cy="1809750"/>
+                      <a:ext cx="7560564" cy="10692130"/>
                     </a:xfrm>
                     <a:prstGeom prst="rect">
                       <a:avLst/>
@@ -922,7 +933,7 @@
       <w:r>
         <w:drawing>
           <wp:inline>
-            <wp:extent cx="4514850" cy="1809750"/>
+            <wp:extent cx="5724525" cy="2295525"/>
             <wp:effectExtent b="0" l="0" r="0" t="0"/>
             <wp:docPr descr="Who lives on which floor of 14 Alder Street: Amina’s shop on the ground floor, Dani on the first, Maya and Tomas on the second, Mr Okonkwo on the fourth with the best view, and Yuki in the top flat." title="" id="24" name="Picture"/>
             <a:graphic>
@@ -943,7 +954,7 @@
                   <pic:spPr bwMode="auto">
                     <a:xfrm>
                       <a:off x="0" y="0"/>
-                      <a:ext cx="4514850" cy="1809750"/>
+                      <a:ext cx="5724525" cy="2295525"/>
                     </a:xfrm>
                     <a:prstGeom prst="rect">
                       <a:avLst/>
@@ -2264,7 +2275,7 @@
       <w:r>
         <w:drawing>
           <wp:inline>
-            <wp:extent cx="4562475" cy="1809750"/>
+            <wp:extent cx="5724525" cy="2266950"/>
             <wp:effectExtent b="0" l="0" r="0" t="0"/>
             <wp:docPr descr="Six rooms and places in a home, each on its own card: kitchen, bathroom, bedroom, living room, balcony and entrance." title="" id="27" name="Picture"/>
             <a:graphic>
@@ -2285,7 +2296,7 @@
                   <pic:spPr bwMode="auto">
                     <a:xfrm>
                       <a:off x="0" y="0"/>
-                      <a:ext cx="4562475" cy="1809750"/>
+                      <a:ext cx="5724525" cy="2266950"/>
                     </a:xfrm>
                     <a:prstGeom prst="rect">
                       <a:avLst/>
@@ -2678,7 +2689,7 @@
       <w:r>
         <w:drawing>
           <wp:inline>
-            <wp:extent cx="4905375" cy="1809750"/>
+            <wp:extent cx="5724525" cy="2114550"/>
             <wp:effectExtent b="0" l="0" r="0" t="0"/>
             <wp:docPr descr="A building drawn from the side, from the roof at the top to the garden at the bottom. Five numbered lines run to the right for the learner to write roof, balcony, stairs, entrance and garden." title="" id="30" name="Picture"/>
             <a:graphic>
@@ -2699,7 +2710,7 @@
                   <pic:spPr bwMode="auto">
                     <a:xfrm>
                       <a:off x="0" y="0"/>
-                      <a:ext cx="4905375" cy="1809750"/>
+                      <a:ext cx="5724525" cy="2114550"/>
                     </a:xfrm>
                     <a:prstGeom prst="rect">
                       <a:avLst/>
@@ -3975,7 +3986,7 @@
       <w:r>
         <w:drawing>
           <wp:inline>
-            <wp:extent cx="4381500" cy="1809750"/>
+            <wp:extent cx="5724525" cy="2362200"/>
             <wp:effectExtent b="0" l="0" r="0" t="0"/>
             <wp:docPr descr="The unit’s grammar as two columns. On the left there is, with one mark, for one thing or a thing you cannot count. On the right there are, with five marks, for things you can count." title="" id="33" name="Picture"/>
             <a:graphic>
@@ -3996,7 +4007,7 @@
                   <pic:spPr bwMode="auto">
                     <a:xfrm>
                       <a:off x="0" y="0"/>
-                      <a:ext cx="4381500" cy="1809750"/>
+                      <a:ext cx="5724525" cy="2362200"/>
                     </a:xfrm>
                     <a:prstGeom prst="rect">
                       <a:avLst/>
@@ -4595,7 +4606,7 @@
       <w:r>
         <w:drawing>
           <wp:inline>
-            <wp:extent cx="5143500" cy="1533525"/>
+            <wp:extent cx="5724525" cy="1704975"/>
             <wp:effectExtent b="0" l="0" r="0" t="0"/>
             <wp:docPr descr="The building floor by floor, as a line: a shop on the ground floor, Dani on the first, Maya and Tomas on the second, Mr Okonkwo on the fourth, and Yuki in the top flat." title="" id="36" name="Picture"/>
             <a:graphic>
@@ -4616,7 +4627,7 @@
                   <pic:spPr bwMode="auto">
                     <a:xfrm>
                       <a:off x="0" y="0"/>
-                      <a:ext cx="5143500" cy="1533525"/>
+                      <a:ext cx="5724525" cy="1704975"/>
                     </a:xfrm>
                     <a:prstGeom prst="rect">
                       <a:avLst/>
@@ -5370,7 +5381,7 @@
       <w:r>
         <w:drawing>
           <wp:inline>
-            <wp:extent cx="5143500" cy="1685925"/>
+            <wp:extent cx="5724525" cy="1876425"/>
             <wp:effectExtent b="0" l="0" r="0" t="0"/>
             <wp:docPr descr="The three listenings in this unit: Yuki and the agent look at the flat, Dani and Mr Okonkwo talk about a problem on the stairs, and Amina describes five flats and five homes." title="" id="39" name="Picture"/>
             <a:graphic>
@@ -5391,7 +5402,7 @@
                   <pic:spPr bwMode="auto">
                     <a:xfrm>
                       <a:off x="0" y="0"/>
-                      <a:ext cx="5143500" cy="1685925"/>
+                      <a:ext cx="5724525" cy="1876425"/>
                     </a:xfrm>
                     <a:prstGeom prst="rect">
                       <a:avLst/>
@@ -6496,7 +6507,7 @@
       <w:r>
         <w:drawing>
           <wp:inline>
-            <wp:extent cx="5133975" cy="1809750"/>
+            <wp:extent cx="5724525" cy="2019300"/>
             <wp:effectExtent b="0" l="0" r="0" t="0"/>
             <wp:docPr descr="The two role-play cards side by side. Card A, the person showing the flat: welcome them, say how many rooms, answer one question honestly, one good thing and one less good thing. Card B, the person looking: ask about storage, about noise and about the rent, then say what you think." title="" id="42" name="Picture"/>
             <a:graphic>
@@ -6517,7 +6528,7 @@
                   <pic:spPr bwMode="auto">
                     <a:xfrm>
                       <a:off x="0" y="0"/>
-                      <a:ext cx="5133975" cy="1809750"/>
+                      <a:ext cx="5724525" cy="2019300"/>
                     </a:xfrm>
                     <a:prstGeom prst="rect">
                       <a:avLst/>
@@ -6773,7 +6784,7 @@
       <w:r>
         <w:drawing>
           <wp:inline>
-            <wp:extent cx="5143500" cy="1171575"/>
+            <wp:extent cx="5724525" cy="1304925"/>
             <wp:effectExtent b="0" l="0" r="0" t="0"/>
             <wp:docPr descr="From empty flat to home in five stages, each with an arrow to the next: an empty flat, then a bed and a table, then a cupboard, then plants and a photograph, and at the end a home." title="" id="45" name="Picture"/>
             <a:graphic>
@@ -6794,7 +6805,7 @@
                   <pic:spPr bwMode="auto">
                     <a:xfrm>
                       <a:off x="0" y="0"/>
-                      <a:ext cx="5143500" cy="1171575"/>
+                      <a:ext cx="5724525" cy="1304925"/>
                     </a:xfrm>
                     <a:prstGeom prst="rect">
                       <a:avLst/>
@@ -7642,7 +7653,7 @@
       <w:r>
         <w:drawing>
           <wp:inline>
-            <wp:extent cx="5143500" cy="1409700"/>
+            <wp:extent cx="5724525" cy="1571625"/>
             <wp:effectExtent b="0" l="0" r="0" t="0"/>
             <wp:docPr descr="Three homes in three places: tall blocks with a shared pool in Brazil, rooms built around a courtyard in Morocco, and wooden houses with three doors in Sweden." title="" id="48" name="Picture"/>
             <a:graphic>
@@ -7663,7 +7674,7 @@
                   <pic:spPr bwMode="auto">
                     <a:xfrm>
                       <a:off x="0" y="0"/>
-                      <a:ext cx="5143500" cy="1409700"/>
+                      <a:ext cx="5724525" cy="1571625"/>
                     </a:xfrm>
                     <a:prstGeom prst="rect">
                       <a:avLst/>
@@ -7879,7 +7890,7 @@
       <w:r>
         <w:drawing>
           <wp:inline>
-            <wp:extent cx="5143500" cy="1685925"/>
+            <wp:extent cx="5724525" cy="1876425"/>
             <wp:effectExtent b="0" l="0" r="0" t="0"/>
             <wp:docPr descr="The shape of the paragraph the learner is about to write, in four steps: which room, then what there is in it, then what there is not much of, and last who uses it and why." title="" id="51" name="Picture"/>
             <a:graphic>
@@ -7900,7 +7911,7 @@
                   <pic:spPr bwMode="auto">
                     <a:xfrm>
                       <a:off x="0" y="0"/>
-                      <a:ext cx="5143500" cy="1685925"/>
+                      <a:ext cx="5724525" cy="1876425"/>
                     </a:xfrm>
                     <a:prstGeom prst="rect">
                       <a:avLst/>
@@ -8503,7 +8514,7 @@
       <w:r>
         <w:drawing>
           <wp:inline>
-            <wp:extent cx="5143500" cy="1771650"/>
+            <wp:extent cx="5724525" cy="1971675"/>
             <wp:effectExtent b="0" l="0" r="0" t="0"/>
             <wp:docPr descr="Four things you say about a home, each with an arrow to what it does: asking what there is, reporting a problem, asking what the rent covers, and asking for a repair politely." title="" id="54" name="Picture"/>
             <a:graphic>
@@ -8524,7 +8535,7 @@
                   <pic:spPr bwMode="auto">
                     <a:xfrm>
                       <a:off x="0" y="0"/>
-                      <a:ext cx="5143500" cy="1771650"/>
+                      <a:ext cx="5724525" cy="1971675"/>
                     </a:xfrm>
                     <a:prstGeom prst="rect">
                       <a:avLst/>
@@ -9543,7 +9554,7 @@
       <w:r>
         <w:drawing>
           <wp:inline>
-            <wp:extent cx="5143500" cy="1571625"/>
+            <wp:extent cx="5724525" cy="1752600"/>
             <wp:effectExtent b="0" l="0" r="0" t="0"/>
             <wp:docPr descr="Clara’s street in Brazil before and after. Before: eleven cars, nowhere to sit, no shade. After: closed every Sunday, chairs and tables, and four trees." title="" id="57" name="Picture"/>
             <a:graphic>
@@ -9564,7 +9575,7 @@
                   <pic:spPr bwMode="auto">
                     <a:xfrm>
                       <a:off x="0" y="0"/>
-                      <a:ext cx="5143500" cy="1571625"/>
+                      <a:ext cx="5724525" cy="1752600"/>
                     </a:xfrm>
                     <a:prstGeom prst="rect">
                       <a:avLst/>
@@ -10779,7 +10790,7 @@
       <w:r>
         <w:drawing>
           <wp:inline>
-            <wp:extent cx="5143500" cy="1543050"/>
+            <wp:extent cx="5724525" cy="1724025"/>
             <wp:effectExtent b="0" l="0" r="0" t="0"/>
             <wp:docPr descr="The five Can-Do lines of the unit as a strip with a box to tick beside each, the last one marked Plus." title="" id="60" name="Picture"/>
             <a:graphic>
@@ -10800,7 +10811,7 @@
                   <pic:spPr bwMode="auto">
                     <a:xfrm>
                       <a:off x="0" y="0"/>
-                      <a:ext cx="5143500" cy="1543050"/>
+                      <a:ext cx="5724525" cy="1724025"/>
                     </a:xfrm>
                     <a:prstGeom prst="rect">
                       <a:avLst/>
